--- a/docs/Course/GE2021/03_Lecture_Note/LectureNote_Chad/PPT/chapter14/chapter14_note.docx
+++ b/docs/Course/GE2021/03_Lecture_Note/LectureNote_Chad/PPT/chapter14/chapter14_note.docx
@@ -15,7 +15,7 @@
         <w:pStyle w:val="Subtitle"/>
       </w:pPr>
       <w:r>
-        <w:t xml:space="preserve">GE2021 Research Technology, Spring 2025</w:t>
+        <w:t xml:space="preserve">GE2021 Research Technology, Fall 2026</w:t>
       </w:r>
     </w:p>
     <w:p>
@@ -31,7 +31,7 @@
         <w:pStyle w:val="Date"/>
       </w:pPr>
       <w:r>
-        <w:t xml:space="preserve">Tue, 27 May 2025</w:t>
+        <w:t xml:space="preserve">Wed, 16 September 2026</w:t>
       </w:r>
     </w:p>
     <w:bookmarkStart w:id="23" w:name="learning-objectives"/>
@@ -825,13 +825,45 @@
     </w:p>
     <w:bookmarkEnd w:id="32"/>
     <w:bookmarkEnd w:id="33"/>
-    <w:bookmarkStart w:id="34" w:name="class-activities"/>
+    <w:bookmarkStart w:id="50" w:name="quiz"/>
     <w:p>
       <w:pPr>
         <w:pStyle w:val="Heading1"/>
       </w:pPr>
       <w:r>
-        <w:t xml:space="preserve">Class Activities:</w:t>
+        <w:t xml:space="preserve">Quiz</w:t>
+      </w:r>
+    </w:p>
+    <w:p>
+      <w:pPr>
+        <w:pStyle w:val="BlockText"/>
+      </w:pPr>
+      <w:r>
+        <w:t xml:space="preserve">출처:</w:t>
+      </w:r>
+      <w:r>
+        <w:t xml:space="preserve"> </w:t>
+      </w:r>
+      <w:r>
+        <w:rPr>
+          <w:rStyle w:val="VerbatimChar"/>
+        </w:rPr>
+        <w:t xml:space="preserve">02_Assets/assessment/GE2021_TestBank.xlsx</w:t>
+      </w:r>
+      <w:r>
+        <w:t xml:space="preserve"> </w:t>
+      </w:r>
+      <w:r>
+        <w:t xml:space="preserve">(chapter=14) · 5문항</w:t>
+      </w:r>
+    </w:p>
+    <w:bookmarkStart w:id="37" w:name="X397be216b61515349bbb90d61e4cc85a1f1e2ea"/>
+    <w:p>
+      <w:pPr>
+        <w:pStyle w:val="Heading3"/>
+      </w:pPr>
+      <w:r>
+        <w:t xml:space="preserve">Q1. Presenting research findings is essentially as important as conducting the study itself, because it is how others learn about and engage with your work.</w:t>
       </w:r>
     </w:p>
     <w:p>
@@ -840,110 +872,6 @@
         <w:numPr>
           <w:ilvl w:val="0"/>
           <w:numId w:val="1025"/>
-        </w:numPr>
-      </w:pPr>
-      <w:r>
-        <w:t xml:space="preserve">In this exercise you will develop a presentation of results from a research article. Go to PubMed by clicking on or copying and pasting this link: https://www.ncbi.nlm.nih.gov/pubmed/.</w:t>
-      </w:r>
-    </w:p>
-    <w:p>
-      <w:pPr>
-        <w:pStyle w:val="BlockText"/>
-      </w:pPr>
-      <w:r>
-        <w:t xml:space="preserve">Dotson, J. A., Nelson, L. A., Young, S. L., Buchwald, D., &amp; Roll, J. (2017). Use of cell phones and computers for health promotion and tobacco cessation by American Indian college students in Montana. Rural Remote Health, 17(1), 4014.</w:t>
-      </w:r>
-    </w:p>
-    <w:p>
-      <w:pPr>
-        <w:pStyle w:val="FirstParagraph"/>
-      </w:pPr>
-      <w:r>
-        <w:t xml:space="preserve">Read this article and develop a PowerPoint presentation summarizing the study results. Share your presentation of results with a classmate and provide and obtain feedback on your respective presentations.</w:t>
-      </w:r>
-    </w:p>
-    <w:p>
-      <w:r>
-        <w:pict>
-          <v:rect style="width:0;height:1.5pt" o:hralign="center" o:hrstd="t" o:hr="t"/>
-        </w:pict>
-      </w:r>
-    </w:p>
-    <w:p>
-      <w:pPr>
-        <w:pStyle w:val="Compact"/>
-        <w:numPr>
-          <w:ilvl w:val="0"/>
-          <w:numId w:val="1026"/>
-        </w:numPr>
-      </w:pPr>
-      <w:r>
-        <w:t xml:space="preserve">Select a peer-reviewed article from a database like PubMed and distribute to students to read in class, with the abstract removed. Present some students with a quantitative research paper and other students with a qualitative research paper. After the students have reviewed the paper, ask them to draft a 250 word abstract for the paper given their knowledge of the study methods and findings. Ask students to share their abstract with a partner and compare and critique their work.</w:t>
-      </w:r>
-    </w:p>
-    <w:p>
-      <w:r>
-        <w:pict>
-          <v:rect style="width:0;height:1.5pt" o:hralign="center" o:hrstd="t" o:hr="t"/>
-        </w:pict>
-      </w:r>
-    </w:p>
-    <w:p>
-      <w:pPr>
-        <w:pStyle w:val="Compact"/>
-        <w:numPr>
-          <w:ilvl w:val="0"/>
-          <w:numId w:val="1027"/>
-        </w:numPr>
-      </w:pPr>
-      <w:r>
-        <w:t xml:space="preserve">Select a peer-reviewed article from a database like PubMed and distribute to students to read in class. Present some students with a quantitative research paper and other students with a qualitative research paper. After the students have reviewed the paper ask them to work in pairs to brainstorm and develop a community accessible one-pager that summarizes the key points from the research study. The goal should be to present information that is easily understood by community members who may not have research training or knowledge.</w:t>
-      </w:r>
-    </w:p>
-    <w:bookmarkEnd w:id="34"/>
-    <w:bookmarkStart w:id="38" w:name="house-keeping"/>
-    <w:p>
-      <w:pPr>
-        <w:pStyle w:val="Heading1"/>
-      </w:pPr>
-      <w:r>
-        <w:t xml:space="preserve">House Keeping</w:t>
-      </w:r>
-    </w:p>
-    <w:bookmarkStart w:id="35" w:name="announcement"/>
-    <w:p>
-      <w:pPr>
-        <w:pStyle w:val="Heading2"/>
-      </w:pPr>
-      <w:r>
-        <w:t xml:space="preserve">Announcement</w:t>
-      </w:r>
-    </w:p>
-    <w:bookmarkEnd w:id="35"/>
-    <w:bookmarkStart w:id="37" w:name="assignment"/>
-    <w:p>
-      <w:pPr>
-        <w:pStyle w:val="Heading2"/>
-      </w:pPr>
-      <w:r>
-        <w:t xml:space="preserve">Assignment</w:t>
-      </w:r>
-    </w:p>
-    <w:bookmarkStart w:id="36" w:name="assignment1-assignment-title"/>
-    <w:p>
-      <w:pPr>
-        <w:pStyle w:val="Heading3"/>
-      </w:pPr>
-      <w:r>
-        <w:t xml:space="preserve">Assignment1: Assignment Title</w:t>
-      </w:r>
-    </w:p>
-    <w:p>
-      <w:pPr>
-        <w:pStyle w:val="Compact"/>
-        <w:numPr>
-          <w:ilvl w:val="0"/>
-          <w:numId w:val="1028"/>
         </w:numPr>
       </w:pPr>
       <w:r>
@@ -951,39 +879,21 @@
           <w:b/>
           <w:bCs/>
         </w:rPr>
-        <w:t xml:space="preserve">What to do</w:t>
-      </w:r>
-    </w:p>
-    <w:p>
-      <w:pPr>
-        <w:pStyle w:val="Compact"/>
-        <w:numPr>
-          <w:ilvl w:val="1"/>
-          <w:numId w:val="1029"/>
-        </w:numPr>
-      </w:pPr>
-      <w:r>
-        <w:t xml:space="preserve">A</w:t>
-      </w:r>
-    </w:p>
-    <w:p>
-      <w:pPr>
-        <w:pStyle w:val="Compact"/>
-        <w:numPr>
-          <w:ilvl w:val="1"/>
-          <w:numId w:val="1029"/>
-        </w:numPr>
-      </w:pPr>
-      <w:r>
-        <w:t xml:space="preserve">B</w:t>
-      </w:r>
-    </w:p>
-    <w:p>
-      <w:pPr>
-        <w:pStyle w:val="Compact"/>
-        <w:numPr>
-          <w:ilvl w:val="0"/>
-          <w:numId w:val="1030"/>
+        <w:t xml:space="preserve">A.</w:t>
+      </w:r>
+      <w:r>
+        <w:t xml:space="preserve"> </w:t>
+      </w:r>
+      <w:r>
+        <w:t xml:space="preserve">TRUE</w:t>
+      </w:r>
+    </w:p>
+    <w:p>
+      <w:pPr>
+        <w:pStyle w:val="Compact"/>
+        <w:numPr>
+          <w:ilvl w:val="0"/>
+          <w:numId w:val="1025"/>
         </w:numPr>
       </w:pPr>
       <w:r>
@@ -991,109 +901,1071 @@
           <w:b/>
           <w:bCs/>
         </w:rPr>
-        <w:t xml:space="preserve">Format and Requirement</w:t>
-      </w:r>
-    </w:p>
-    <w:p>
-      <w:pPr>
-        <w:pStyle w:val="Compact"/>
-        <w:numPr>
-          <w:ilvl w:val="1"/>
-          <w:numId w:val="1031"/>
-        </w:numPr>
-      </w:pPr>
-      <w:r>
-        <w:t xml:space="preserve">PDF format, &lt; ?? pages</w:t>
-      </w:r>
-    </w:p>
-    <w:p>
-      <w:pPr>
-        <w:pStyle w:val="Compact"/>
-        <w:numPr>
-          <w:ilvl w:val="1"/>
-          <w:numId w:val="1031"/>
-        </w:numPr>
-      </w:pPr>
-      <w:r>
-        <w:t xml:space="preserve">file name should be include your student id and name</w:t>
-      </w:r>
-    </w:p>
-    <w:p>
-      <w:pPr>
-        <w:pStyle w:val="Compact"/>
-        <w:numPr>
-          <w:ilvl w:val="2"/>
-          <w:numId w:val="1032"/>
-        </w:numPr>
-      </w:pPr>
-      <w:r>
-        <w:t xml:space="preserve">stuID_name_title.pdf (e.g. 1111111_ChungilChae_SelfIntroduction.pdf)</w:t>
-      </w:r>
-    </w:p>
-    <w:p>
-      <w:pPr>
-        <w:pStyle w:val="Compact"/>
-        <w:numPr>
-          <w:ilvl w:val="1"/>
-          <w:numId w:val="1031"/>
-        </w:numPr>
-      </w:pPr>
-      <w:r>
-        <w:t xml:space="preserve">APA, Double-Space, No title page, 12 points, Reference section if necessary</w:t>
-      </w:r>
-    </w:p>
-    <w:p>
-      <w:pPr>
-        <w:pStyle w:val="Compact"/>
-        <w:numPr>
-          <w:ilvl w:val="1"/>
-          <w:numId w:val="1031"/>
-        </w:numPr>
-      </w:pPr>
-      <w:r>
-        <w:t xml:space="preserve">Chinese name in English, English name, Student ID, Class name and section (e.g. GE2021, W09; MGS3001, W01)</w:t>
-      </w:r>
-    </w:p>
-    <w:p>
-      <w:pPr>
-        <w:pStyle w:val="Compact"/>
-        <w:numPr>
-          <w:ilvl w:val="0"/>
-          <w:numId w:val="1030"/>
-        </w:numPr>
-      </w:pPr>
-      <w:r>
-        <w:t xml:space="preserve">due date</w:t>
-      </w:r>
-    </w:p>
-    <w:p>
-      <w:pPr>
-        <w:pStyle w:val="Compact"/>
-        <w:numPr>
-          <w:ilvl w:val="1"/>
-          <w:numId w:val="1033"/>
-        </w:numPr>
-      </w:pPr>
-      <w:r>
-        <w:t xml:space="preserve">by Date(DAY) 11:59PM</w:t>
-      </w:r>
-    </w:p>
-    <w:p>
-      <w:pPr>
-        <w:pStyle w:val="Compact"/>
-        <w:numPr>
-          <w:ilvl w:val="1"/>
-          <w:numId w:val="1033"/>
-        </w:numPr>
-      </w:pPr>
-      <w:r>
-        <w:t xml:space="preserve">NO LATE SUBMISSION ALLOWED!!!!</w:t>
-      </w:r>
-    </w:p>
-    <w:bookmarkEnd w:id="36"/>
+        <w:t xml:space="preserve">B.</w:t>
+      </w:r>
+      <w:r>
+        <w:t xml:space="preserve"> </w:t>
+      </w:r>
+      <w:r>
+        <w:t xml:space="preserve">FALSE</w:t>
+      </w:r>
+    </w:p>
+    <w:tbl>
+      <w:tblPr>
+        <w:tblStyle w:val="Table"/>
+        <w:tblLook w:firstRow="0" w:lastRow="0" w:firstColumn="0" w:lastColumn="0" w:noHBand="0" w:noVBand="0" w:val="0000"/>
+        <w:tblBorders>
+          <w:top w:val="single" w:sz="4" w:space="0" w:color="0758E5"/>
+          <w:left w:val="single" w:sz="24" w:space="0" w:color="0758E5"/>
+          <w:bottom w:val="single" w:sz="4" w:space="0" w:color="0758E5"/>
+          <w:right w:val="single" w:sz="4" w:space="0" w:color="0758E5"/>
+        </w:tblBorders>
+        <w:tblCellMar>
+          <w:left w:w="144" w:type="dxa"/>
+          <w:right w:w="144" w:type="dxa"/>
+        </w:tblCellMar>
+        <w:tblLook w:firstRow="0" w:lastRow="0" w:firstColumn="0" w:lastColumn="0" w:noHBand="0" w:noVBand="0" w:val="0000"/>
+      </w:tblPr>
+      <w:tr>
+        <w:trPr>
+          <w:cantSplit/>
+        </w:trPr>
+        <w:tc>
+          <w:tcPr>
+            <w:shd w:color="auto" w:fill="dae6fb" w:val="clear"/>
+            <w:tcMar>
+              <w:top w:w="92" w:type="dxa"/>
+              <w:bottom w:w="92" w:type="dxa"/>
+            </w:tcMar>
+          </w:tcPr>
+          <w:p>
+            <w:pPr>
+              <w:pStyle w:val="FirstParagraph"/>
+            </w:pPr>
+            <w:pPr>
+              <w:spacing w:before="0" w:after="0"/>
+              <w:textAlignment w:val="center"/>
+            </w:pPr>
+            <w:r>
+              <w:drawing>
+                <wp:inline>
+                  <wp:extent cx="152400" cy="152400"/>
+                  <wp:effectExtent b="0" l="0" r="0" t="0"/>
+                  <wp:docPr descr="" title="" id="35" name="Picture"/>
+                  <a:graphic>
+                    <a:graphicData uri="http://schemas.openxmlformats.org/drawingml/2006/picture">
+                      <pic:pic>
+                        <pic:nvPicPr>
+                          <pic:cNvPr descr="/Applications/quarto/share/formats/docx/note.png" id="36" name="Picture"/>
+                          <pic:cNvPicPr>
+                            <a:picLocks noChangeArrowheads="1" noChangeAspect="1"/>
+                          </pic:cNvPicPr>
+                        </pic:nvPicPr>
+                        <pic:blipFill>
+                          <a:blip r:embed="rId34"/>
+                          <a:stretch>
+                            <a:fillRect/>
+                          </a:stretch>
+                        </pic:blipFill>
+                        <pic:spPr bwMode="auto">
+                          <a:xfrm>
+                            <a:off x="0" y="0"/>
+                            <a:ext cx="152400" cy="152400"/>
+                          </a:xfrm>
+                          <a:prstGeom prst="rect">
+                            <a:avLst/>
+                          </a:prstGeom>
+                          <a:noFill/>
+                          <a:ln w="9525">
+                            <a:noFill/>
+                            <a:headEnd/>
+                            <a:tailEnd/>
+                          </a:ln>
+                        </pic:spPr>
+                      </pic:pic>
+                    </a:graphicData>
+                  </a:graphic>
+                </wp:inline>
+              </w:drawing>
+            </w:r>
+            <w:r>
+              <w:t xml:space="preserve"> </w:t>
+            </w:r>
+            <w:r>
+              <w:t xml:space="preserve"> </w:t>
+            </w:r>
+            <w:r>
+              <w:t xml:space="preserve">정답 보기</w:t>
+            </w:r>
+          </w:p>
+        </w:tc>
+      </w:tr>
+      <w:tr>
+        <w:trPr>
+          <w:cantSplit/>
+        </w:trPr>
+        <w:tc>
+          <w:tcPr>
+            <w:tcMar>
+              <w:top w:w="108" w:type="dxa"/>
+              <w:bottom w:w="108" w:type="dxa"/>
+            </w:tcMar>
+          </w:tcPr>
+          <w:p>
+            <w:pPr>
+              <w:pStyle w:val="BodyText"/>
+            </w:pPr>
+            <w:pPr>
+              <w:spacing w:before="16"/>
+            </w:pPr>
+            <w:r>
+              <w:rPr>
+                <w:b/>
+                <w:bCs/>
+              </w:rPr>
+              <w:t xml:space="preserve">정답: A</w:t>
+            </w:r>
+          </w:p>
+          <w:p>
+            <w:pPr>
+              <w:pStyle w:val="BodyText"/>
+            </w:pPr>
+            <w:pPr>
+              <w:spacing w:after="16"/>
+            </w:pPr>
+            <w:r>
+              <w:t xml:space="preserve">Without effective presentation, even the best research has limited reach or impact.</w:t>
+            </w:r>
+          </w:p>
+          <w:p/>
+        </w:tc>
+      </w:tr>
+    </w:tbl>
     <w:bookmarkEnd w:id="37"/>
-    <w:bookmarkEnd w:id="38"/>
-    <w:bookmarkStart w:id="39" w:name="reference"/>
+    <w:bookmarkStart w:id="40" w:name="X834f070373a308412f2056858dfa460e1495948"/>
+    <w:p>
+      <w:pPr>
+        <w:pStyle w:val="Heading3"/>
+      </w:pPr>
+      <w:r>
+        <w:t xml:space="preserve">Q2. A peer-reviewed journal is one in which:</w:t>
+      </w:r>
+    </w:p>
+    <w:p>
+      <w:pPr>
+        <w:pStyle w:val="Compact"/>
+        <w:numPr>
+          <w:ilvl w:val="0"/>
+          <w:numId w:val="1026"/>
+        </w:numPr>
+      </w:pPr>
+      <w:r>
+        <w:rPr>
+          <w:b/>
+          <w:bCs/>
+        </w:rPr>
+        <w:t xml:space="preserve">A.</w:t>
+      </w:r>
+      <w:r>
+        <w:t xml:space="preserve"> </w:t>
+      </w:r>
+      <w:r>
+        <w:t xml:space="preserve">Articles are evaluated anonymously by experts in the same research area before publication</w:t>
+      </w:r>
+    </w:p>
+    <w:p>
+      <w:pPr>
+        <w:pStyle w:val="Compact"/>
+        <w:numPr>
+          <w:ilvl w:val="0"/>
+          <w:numId w:val="1026"/>
+        </w:numPr>
+      </w:pPr>
+      <w:r>
+        <w:rPr>
+          <w:b/>
+          <w:bCs/>
+        </w:rPr>
+        <w:t xml:space="preserve">B.</w:t>
+      </w:r>
+      <w:r>
+        <w:t xml:space="preserve"> </w:t>
+      </w:r>
+      <w:r>
+        <w:t xml:space="preserve">Articles are published with no review at all</w:t>
+      </w:r>
+    </w:p>
+    <w:p>
+      <w:pPr>
+        <w:pStyle w:val="Compact"/>
+        <w:numPr>
+          <w:ilvl w:val="0"/>
+          <w:numId w:val="1026"/>
+        </w:numPr>
+      </w:pPr>
+      <w:r>
+        <w:rPr>
+          <w:b/>
+          <w:bCs/>
+        </w:rPr>
+        <w:t xml:space="preserve">C.</w:t>
+      </w:r>
+      <w:r>
+        <w:t xml:space="preserve"> </w:t>
+      </w:r>
+      <w:r>
+        <w:t xml:space="preserve">Only the author’s friends review the paper</w:t>
+      </w:r>
+    </w:p>
+    <w:p>
+      <w:pPr>
+        <w:pStyle w:val="Compact"/>
+        <w:numPr>
+          <w:ilvl w:val="0"/>
+          <w:numId w:val="1026"/>
+        </w:numPr>
+      </w:pPr>
+      <w:r>
+        <w:rPr>
+          <w:b/>
+          <w:bCs/>
+        </w:rPr>
+        <w:t xml:space="preserve">D.</w:t>
+      </w:r>
+      <w:r>
+        <w:t xml:space="preserve"> </w:t>
+      </w:r>
+      <w:r>
+        <w:t xml:space="preserve">Reviewers must be undergraduates only</w:t>
+      </w:r>
+    </w:p>
+    <w:tbl>
+      <w:tblPr>
+        <w:tblStyle w:val="Table"/>
+        <w:tblLook w:firstRow="0" w:lastRow="0" w:firstColumn="0" w:lastColumn="0" w:noHBand="0" w:noVBand="0" w:val="0000"/>
+        <w:tblBorders>
+          <w:top w:val="single" w:sz="4" w:space="0" w:color="0758E5"/>
+          <w:left w:val="single" w:sz="24" w:space="0" w:color="0758E5"/>
+          <w:bottom w:val="single" w:sz="4" w:space="0" w:color="0758E5"/>
+          <w:right w:val="single" w:sz="4" w:space="0" w:color="0758E5"/>
+        </w:tblBorders>
+        <w:tblCellMar>
+          <w:left w:w="144" w:type="dxa"/>
+          <w:right w:w="144" w:type="dxa"/>
+        </w:tblCellMar>
+        <w:tblLook w:firstRow="0" w:lastRow="0" w:firstColumn="0" w:lastColumn="0" w:noHBand="0" w:noVBand="0" w:val="0000"/>
+      </w:tblPr>
+      <w:tr>
+        <w:trPr>
+          <w:cantSplit/>
+        </w:trPr>
+        <w:tc>
+          <w:tcPr>
+            <w:shd w:color="auto" w:fill="dae6fb" w:val="clear"/>
+            <w:tcMar>
+              <w:top w:w="92" w:type="dxa"/>
+              <w:bottom w:w="92" w:type="dxa"/>
+            </w:tcMar>
+          </w:tcPr>
+          <w:p>
+            <w:pPr>
+              <w:pStyle w:val="FirstParagraph"/>
+            </w:pPr>
+            <w:pPr>
+              <w:spacing w:before="0" w:after="0"/>
+              <w:textAlignment w:val="center"/>
+            </w:pPr>
+            <w:r>
+              <w:drawing>
+                <wp:inline>
+                  <wp:extent cx="152400" cy="152400"/>
+                  <wp:effectExtent b="0" l="0" r="0" t="0"/>
+                  <wp:docPr descr="" title="" id="38" name="Picture"/>
+                  <a:graphic>
+                    <a:graphicData uri="http://schemas.openxmlformats.org/drawingml/2006/picture">
+                      <pic:pic>
+                        <pic:nvPicPr>
+                          <pic:cNvPr descr="/Applications/quarto/share/formats/docx/note.png" id="39" name="Picture"/>
+                          <pic:cNvPicPr>
+                            <a:picLocks noChangeArrowheads="1" noChangeAspect="1"/>
+                          </pic:cNvPicPr>
+                        </pic:nvPicPr>
+                        <pic:blipFill>
+                          <a:blip r:embed="rId34"/>
+                          <a:stretch>
+                            <a:fillRect/>
+                          </a:stretch>
+                        </pic:blipFill>
+                        <pic:spPr bwMode="auto">
+                          <a:xfrm>
+                            <a:off x="0" y="0"/>
+                            <a:ext cx="152400" cy="152400"/>
+                          </a:xfrm>
+                          <a:prstGeom prst="rect">
+                            <a:avLst/>
+                          </a:prstGeom>
+                          <a:noFill/>
+                          <a:ln w="9525">
+                            <a:noFill/>
+                            <a:headEnd/>
+                            <a:tailEnd/>
+                          </a:ln>
+                        </pic:spPr>
+                      </pic:pic>
+                    </a:graphicData>
+                  </a:graphic>
+                </wp:inline>
+              </w:drawing>
+            </w:r>
+            <w:r>
+              <w:t xml:space="preserve"> </w:t>
+            </w:r>
+            <w:r>
+              <w:t xml:space="preserve"> </w:t>
+            </w:r>
+            <w:r>
+              <w:t xml:space="preserve">정답 보기</w:t>
+            </w:r>
+          </w:p>
+        </w:tc>
+      </w:tr>
+      <w:tr>
+        <w:trPr>
+          <w:cantSplit/>
+        </w:trPr>
+        <w:tc>
+          <w:tcPr>
+            <w:tcMar>
+              <w:top w:w="108" w:type="dxa"/>
+              <w:bottom w:w="108" w:type="dxa"/>
+            </w:tcMar>
+          </w:tcPr>
+          <w:p>
+            <w:pPr>
+              <w:pStyle w:val="BodyText"/>
+            </w:pPr>
+            <w:pPr>
+              <w:spacing w:before="16"/>
+            </w:pPr>
+            <w:r>
+              <w:rPr>
+                <w:b/>
+                <w:bCs/>
+              </w:rPr>
+              <w:t xml:space="preserve">정답: A</w:t>
+            </w:r>
+          </w:p>
+          <w:p>
+            <w:pPr>
+              <w:pStyle w:val="BodyText"/>
+            </w:pPr>
+            <w:pPr>
+              <w:spacing w:after="16"/>
+            </w:pPr>
+            <w:r>
+              <w:t xml:space="preserve">Peer review uses anonymous experts in the field to evaluate the rigor and relevance of submissions.</w:t>
+            </w:r>
+          </w:p>
+          <w:p/>
+        </w:tc>
+      </w:tr>
+    </w:tbl>
+    <w:bookmarkEnd w:id="40"/>
+    <w:bookmarkStart w:id="43" w:name="X5fbe79e9f6d5f1d067632f882715e748edd4028"/>
+    <w:p>
+      <w:pPr>
+        <w:pStyle w:val="Heading3"/>
+      </w:pPr>
+      <w:r>
+        <w:t xml:space="preserve">Q3. When preparing a presentation, the FIRST step recommended in Chapter 14 is to:</w:t>
+      </w:r>
+    </w:p>
+    <w:p>
+      <w:pPr>
+        <w:pStyle w:val="Compact"/>
+        <w:numPr>
+          <w:ilvl w:val="0"/>
+          <w:numId w:val="1027"/>
+        </w:numPr>
+      </w:pPr>
+      <w:r>
+        <w:rPr>
+          <w:b/>
+          <w:bCs/>
+        </w:rPr>
+        <w:t xml:space="preserve">A.</w:t>
+      </w:r>
+      <w:r>
+        <w:t xml:space="preserve"> </w:t>
+      </w:r>
+      <w:r>
+        <w:t xml:space="preserve">Immediately design PowerPoint slides</w:t>
+      </w:r>
+    </w:p>
+    <w:p>
+      <w:pPr>
+        <w:pStyle w:val="Compact"/>
+        <w:numPr>
+          <w:ilvl w:val="0"/>
+          <w:numId w:val="1027"/>
+        </w:numPr>
+      </w:pPr>
+      <w:r>
+        <w:rPr>
+          <w:b/>
+          <w:bCs/>
+        </w:rPr>
+        <w:t xml:space="preserve">B.</w:t>
+      </w:r>
+      <w:r>
+        <w:t xml:space="preserve"> </w:t>
+      </w:r>
+      <w:r>
+        <w:t xml:space="preserve">Identify the main points of the project before designing slides</w:t>
+      </w:r>
+    </w:p>
+    <w:p>
+      <w:pPr>
+        <w:pStyle w:val="Compact"/>
+        <w:numPr>
+          <w:ilvl w:val="0"/>
+          <w:numId w:val="1027"/>
+        </w:numPr>
+      </w:pPr>
+      <w:r>
+        <w:rPr>
+          <w:b/>
+          <w:bCs/>
+        </w:rPr>
+        <w:t xml:space="preserve">C.</w:t>
+      </w:r>
+      <w:r>
+        <w:t xml:space="preserve"> </w:t>
+      </w:r>
+      <w:r>
+        <w:t xml:space="preserve">Memorize the literature review</w:t>
+      </w:r>
+    </w:p>
+    <w:p>
+      <w:pPr>
+        <w:pStyle w:val="Compact"/>
+        <w:numPr>
+          <w:ilvl w:val="0"/>
+          <w:numId w:val="1027"/>
+        </w:numPr>
+      </w:pPr>
+      <w:r>
+        <w:rPr>
+          <w:b/>
+          <w:bCs/>
+        </w:rPr>
+        <w:t xml:space="preserve">D.</w:t>
+      </w:r>
+      <w:r>
+        <w:t xml:space="preserve"> </w:t>
+      </w:r>
+      <w:r>
+        <w:t xml:space="preserve">Print 100 copies of the paper</w:t>
+      </w:r>
+    </w:p>
+    <w:tbl>
+      <w:tblPr>
+        <w:tblStyle w:val="Table"/>
+        <w:tblLook w:firstRow="0" w:lastRow="0" w:firstColumn="0" w:lastColumn="0" w:noHBand="0" w:noVBand="0" w:val="0000"/>
+        <w:tblBorders>
+          <w:top w:val="single" w:sz="4" w:space="0" w:color="0758E5"/>
+          <w:left w:val="single" w:sz="24" w:space="0" w:color="0758E5"/>
+          <w:bottom w:val="single" w:sz="4" w:space="0" w:color="0758E5"/>
+          <w:right w:val="single" w:sz="4" w:space="0" w:color="0758E5"/>
+        </w:tblBorders>
+        <w:tblCellMar>
+          <w:left w:w="144" w:type="dxa"/>
+          <w:right w:w="144" w:type="dxa"/>
+        </w:tblCellMar>
+        <w:tblLook w:firstRow="0" w:lastRow="0" w:firstColumn="0" w:lastColumn="0" w:noHBand="0" w:noVBand="0" w:val="0000"/>
+      </w:tblPr>
+      <w:tr>
+        <w:trPr>
+          <w:cantSplit/>
+        </w:trPr>
+        <w:tc>
+          <w:tcPr>
+            <w:shd w:color="auto" w:fill="dae6fb" w:val="clear"/>
+            <w:tcMar>
+              <w:top w:w="92" w:type="dxa"/>
+              <w:bottom w:w="92" w:type="dxa"/>
+            </w:tcMar>
+          </w:tcPr>
+          <w:p>
+            <w:pPr>
+              <w:pStyle w:val="FirstParagraph"/>
+            </w:pPr>
+            <w:pPr>
+              <w:spacing w:before="0" w:after="0"/>
+              <w:textAlignment w:val="center"/>
+            </w:pPr>
+            <w:r>
+              <w:drawing>
+                <wp:inline>
+                  <wp:extent cx="152400" cy="152400"/>
+                  <wp:effectExtent b="0" l="0" r="0" t="0"/>
+                  <wp:docPr descr="" title="" id="41" name="Picture"/>
+                  <a:graphic>
+                    <a:graphicData uri="http://schemas.openxmlformats.org/drawingml/2006/picture">
+                      <pic:pic>
+                        <pic:nvPicPr>
+                          <pic:cNvPr descr="/Applications/quarto/share/formats/docx/note.png" id="42" name="Picture"/>
+                          <pic:cNvPicPr>
+                            <a:picLocks noChangeArrowheads="1" noChangeAspect="1"/>
+                          </pic:cNvPicPr>
+                        </pic:nvPicPr>
+                        <pic:blipFill>
+                          <a:blip r:embed="rId34"/>
+                          <a:stretch>
+                            <a:fillRect/>
+                          </a:stretch>
+                        </pic:blipFill>
+                        <pic:spPr bwMode="auto">
+                          <a:xfrm>
+                            <a:off x="0" y="0"/>
+                            <a:ext cx="152400" cy="152400"/>
+                          </a:xfrm>
+                          <a:prstGeom prst="rect">
+                            <a:avLst/>
+                          </a:prstGeom>
+                          <a:noFill/>
+                          <a:ln w="9525">
+                            <a:noFill/>
+                            <a:headEnd/>
+                            <a:tailEnd/>
+                          </a:ln>
+                        </pic:spPr>
+                      </pic:pic>
+                    </a:graphicData>
+                  </a:graphic>
+                </wp:inline>
+              </w:drawing>
+            </w:r>
+            <w:r>
+              <w:t xml:space="preserve"> </w:t>
+            </w:r>
+            <w:r>
+              <w:t xml:space="preserve"> </w:t>
+            </w:r>
+            <w:r>
+              <w:t xml:space="preserve">정답 보기</w:t>
+            </w:r>
+          </w:p>
+        </w:tc>
+      </w:tr>
+      <w:tr>
+        <w:trPr>
+          <w:cantSplit/>
+        </w:trPr>
+        <w:tc>
+          <w:tcPr>
+            <w:tcMar>
+              <w:top w:w="108" w:type="dxa"/>
+              <w:bottom w:w="108" w:type="dxa"/>
+            </w:tcMar>
+          </w:tcPr>
+          <w:p>
+            <w:pPr>
+              <w:pStyle w:val="BodyText"/>
+            </w:pPr>
+            <w:pPr>
+              <w:spacing w:before="16"/>
+            </w:pPr>
+            <w:r>
+              <w:rPr>
+                <w:b/>
+                <w:bCs/>
+              </w:rPr>
+              <w:t xml:space="preserve">정답: B</w:t>
+            </w:r>
+          </w:p>
+          <w:p>
+            <w:pPr>
+              <w:pStyle w:val="BodyText"/>
+            </w:pPr>
+            <w:pPr>
+              <w:spacing w:after="16"/>
+            </w:pPr>
+            <w:r>
+              <w:t xml:space="preserve">Identify what the project is really about and the main points BEFORE creating slides.</w:t>
+            </w:r>
+          </w:p>
+          <w:p/>
+        </w:tc>
+      </w:tr>
+    </w:tbl>
+    <w:bookmarkEnd w:id="43"/>
+    <w:bookmarkStart w:id="46" w:name="Xdc166d8f4dc9e55126f4c9d171b30e64fd25179"/>
+    <w:p>
+      <w:pPr>
+        <w:pStyle w:val="Heading3"/>
+      </w:pPr>
+      <w:r>
+        <w:t xml:space="preserve">Q4. Why is it important to rank the topics in your presentation?</w:t>
+      </w:r>
+    </w:p>
+    <w:p>
+      <w:pPr>
+        <w:pStyle w:val="Compact"/>
+        <w:numPr>
+          <w:ilvl w:val="0"/>
+          <w:numId w:val="1028"/>
+        </w:numPr>
+      </w:pPr>
+      <w:r>
+        <w:rPr>
+          <w:b/>
+          <w:bCs/>
+        </w:rPr>
+        <w:t xml:space="preserve">A.</w:t>
+      </w:r>
+      <w:r>
+        <w:t xml:space="preserve"> </w:t>
+      </w:r>
+      <w:r>
+        <w:t xml:space="preserve">To save paper</w:t>
+      </w:r>
+    </w:p>
+    <w:p>
+      <w:pPr>
+        <w:pStyle w:val="Compact"/>
+        <w:numPr>
+          <w:ilvl w:val="0"/>
+          <w:numId w:val="1028"/>
+        </w:numPr>
+      </w:pPr>
+      <w:r>
+        <w:rPr>
+          <w:b/>
+          <w:bCs/>
+        </w:rPr>
+        <w:t xml:space="preserve">B.</w:t>
+      </w:r>
+      <w:r>
+        <w:t xml:space="preserve"> </w:t>
+      </w:r>
+      <w:r>
+        <w:t xml:space="preserve">To present every finding in equal depth so the audience does not feel rushed</w:t>
+      </w:r>
+    </w:p>
+    <w:p>
+      <w:pPr>
+        <w:pStyle w:val="Compact"/>
+        <w:numPr>
+          <w:ilvl w:val="0"/>
+          <w:numId w:val="1028"/>
+        </w:numPr>
+      </w:pPr>
+      <w:r>
+        <w:rPr>
+          <w:b/>
+          <w:bCs/>
+        </w:rPr>
+        <w:t xml:space="preserve">C.</w:t>
+      </w:r>
+      <w:r>
+        <w:t xml:space="preserve"> </w:t>
+      </w:r>
+      <w:r>
+        <w:t xml:space="preserve">To allocate appropriate time to the most important points and avoid overspending time on background</w:t>
+      </w:r>
+    </w:p>
+    <w:p>
+      <w:pPr>
+        <w:pStyle w:val="Compact"/>
+        <w:numPr>
+          <w:ilvl w:val="0"/>
+          <w:numId w:val="1028"/>
+        </w:numPr>
+      </w:pPr>
+      <w:r>
+        <w:rPr>
+          <w:b/>
+          <w:bCs/>
+        </w:rPr>
+        <w:t xml:space="preserve">D.</w:t>
+      </w:r>
+      <w:r>
+        <w:t xml:space="preserve"> </w:t>
+      </w:r>
+      <w:r>
+        <w:t xml:space="preserve">To make sure the literature review fills more than half of the talk</w:t>
+      </w:r>
+    </w:p>
+    <w:tbl>
+      <w:tblPr>
+        <w:tblStyle w:val="Table"/>
+        <w:tblLook w:firstRow="0" w:lastRow="0" w:firstColumn="0" w:lastColumn="0" w:noHBand="0" w:noVBand="0" w:val="0000"/>
+        <w:tblBorders>
+          <w:top w:val="single" w:sz="4" w:space="0" w:color="0758E5"/>
+          <w:left w:val="single" w:sz="24" w:space="0" w:color="0758E5"/>
+          <w:bottom w:val="single" w:sz="4" w:space="0" w:color="0758E5"/>
+          <w:right w:val="single" w:sz="4" w:space="0" w:color="0758E5"/>
+        </w:tblBorders>
+        <w:tblCellMar>
+          <w:left w:w="144" w:type="dxa"/>
+          <w:right w:w="144" w:type="dxa"/>
+        </w:tblCellMar>
+        <w:tblLook w:firstRow="0" w:lastRow="0" w:firstColumn="0" w:lastColumn="0" w:noHBand="0" w:noVBand="0" w:val="0000"/>
+      </w:tblPr>
+      <w:tr>
+        <w:trPr>
+          <w:cantSplit/>
+        </w:trPr>
+        <w:tc>
+          <w:tcPr>
+            <w:shd w:color="auto" w:fill="dae6fb" w:val="clear"/>
+            <w:tcMar>
+              <w:top w:w="92" w:type="dxa"/>
+              <w:bottom w:w="92" w:type="dxa"/>
+            </w:tcMar>
+          </w:tcPr>
+          <w:p>
+            <w:pPr>
+              <w:pStyle w:val="FirstParagraph"/>
+            </w:pPr>
+            <w:pPr>
+              <w:spacing w:before="0" w:after="0"/>
+              <w:textAlignment w:val="center"/>
+            </w:pPr>
+            <w:r>
+              <w:drawing>
+                <wp:inline>
+                  <wp:extent cx="152400" cy="152400"/>
+                  <wp:effectExtent b="0" l="0" r="0" t="0"/>
+                  <wp:docPr descr="" title="" id="44" name="Picture"/>
+                  <a:graphic>
+                    <a:graphicData uri="http://schemas.openxmlformats.org/drawingml/2006/picture">
+                      <pic:pic>
+                        <pic:nvPicPr>
+                          <pic:cNvPr descr="/Applications/quarto/share/formats/docx/note.png" id="45" name="Picture"/>
+                          <pic:cNvPicPr>
+                            <a:picLocks noChangeArrowheads="1" noChangeAspect="1"/>
+                          </pic:cNvPicPr>
+                        </pic:nvPicPr>
+                        <pic:blipFill>
+                          <a:blip r:embed="rId34"/>
+                          <a:stretch>
+                            <a:fillRect/>
+                          </a:stretch>
+                        </pic:blipFill>
+                        <pic:spPr bwMode="auto">
+                          <a:xfrm>
+                            <a:off x="0" y="0"/>
+                            <a:ext cx="152400" cy="152400"/>
+                          </a:xfrm>
+                          <a:prstGeom prst="rect">
+                            <a:avLst/>
+                          </a:prstGeom>
+                          <a:noFill/>
+                          <a:ln w="9525">
+                            <a:noFill/>
+                            <a:headEnd/>
+                            <a:tailEnd/>
+                          </a:ln>
+                        </pic:spPr>
+                      </pic:pic>
+                    </a:graphicData>
+                  </a:graphic>
+                </wp:inline>
+              </w:drawing>
+            </w:r>
+            <w:r>
+              <w:t xml:space="preserve"> </w:t>
+            </w:r>
+            <w:r>
+              <w:t xml:space="preserve"> </w:t>
+            </w:r>
+            <w:r>
+              <w:t xml:space="preserve">정답 보기</w:t>
+            </w:r>
+          </w:p>
+        </w:tc>
+      </w:tr>
+      <w:tr>
+        <w:trPr>
+          <w:cantSplit/>
+        </w:trPr>
+        <w:tc>
+          <w:tcPr>
+            <w:tcMar>
+              <w:top w:w="108" w:type="dxa"/>
+              <w:bottom w:w="108" w:type="dxa"/>
+            </w:tcMar>
+          </w:tcPr>
+          <w:p>
+            <w:pPr>
+              <w:pStyle w:val="BodyText"/>
+            </w:pPr>
+            <w:pPr>
+              <w:spacing w:before="16"/>
+            </w:pPr>
+            <w:r>
+              <w:rPr>
+                <w:b/>
+                <w:bCs/>
+              </w:rPr>
+              <w:t xml:space="preserve">정답: C</w:t>
+            </w:r>
+          </w:p>
+          <w:p>
+            <w:pPr>
+              <w:pStyle w:val="BodyText"/>
+            </w:pPr>
+            <w:pPr>
+              <w:spacing w:after="16"/>
+            </w:pPr>
+            <w:r>
+              <w:t xml:space="preserve">Ranking key points helps manage limited time so the most important findings get the most attention.</w:t>
+            </w:r>
+          </w:p>
+          <w:p/>
+        </w:tc>
+      </w:tr>
+    </w:tbl>
+    <w:bookmarkEnd w:id="46"/>
+    <w:bookmarkStart w:id="49" w:name="Xe3f6e5dd1354dc1d0fa94b1fe537a6bde7f6caa"/>
+    <w:p>
+      <w:pPr>
+        <w:pStyle w:val="Heading3"/>
+      </w:pPr>
+      <w:r>
+        <w:t xml:space="preserve">Q5. In the textbook example, the author found that opening with statistics (</w:t>
+      </w:r>
+      <w:r>
+        <w:t xml:space="preserve">“10% of children take psychiatric medication”</w:t>
+      </w:r>
+      <w:r>
+        <w:t xml:space="preserve">) was less effective than:</w:t>
+      </w:r>
+    </w:p>
+    <w:p>
+      <w:pPr>
+        <w:pStyle w:val="Compact"/>
+        <w:numPr>
+          <w:ilvl w:val="0"/>
+          <w:numId w:val="1029"/>
+        </w:numPr>
+      </w:pPr>
+      <w:r>
+        <w:rPr>
+          <w:b/>
+          <w:bCs/>
+        </w:rPr>
+        <w:t xml:space="preserve">A.</w:t>
+      </w:r>
+      <w:r>
+        <w:t xml:space="preserve"> </w:t>
+      </w:r>
+      <w:r>
+        <w:t xml:space="preserve">Showing a complex regression table</w:t>
+      </w:r>
+    </w:p>
+    <w:p>
+      <w:pPr>
+        <w:pStyle w:val="Compact"/>
+        <w:numPr>
+          <w:ilvl w:val="0"/>
+          <w:numId w:val="1029"/>
+        </w:numPr>
+      </w:pPr>
+      <w:r>
+        <w:rPr>
+          <w:b/>
+          <w:bCs/>
+        </w:rPr>
+        <w:t xml:space="preserve">B.</w:t>
+      </w:r>
+      <w:r>
+        <w:t xml:space="preserve"> </w:t>
+      </w:r>
+      <w:r>
+        <w:t xml:space="preserve">Telling a true human story (e.g., a 4-year-old who died on Ritalin) to engage the audience emotionally</w:t>
+      </w:r>
+    </w:p>
+    <w:p>
+      <w:pPr>
+        <w:pStyle w:val="Compact"/>
+        <w:numPr>
+          <w:ilvl w:val="0"/>
+          <w:numId w:val="1029"/>
+        </w:numPr>
+      </w:pPr>
+      <w:r>
+        <w:rPr>
+          <w:b/>
+          <w:bCs/>
+        </w:rPr>
+        <w:t xml:space="preserve">C.</w:t>
+      </w:r>
+      <w:r>
+        <w:t xml:space="preserve"> </w:t>
+      </w:r>
+      <w:r>
+        <w:t xml:space="preserve">Reading the abstract aloud</w:t>
+      </w:r>
+    </w:p>
+    <w:p>
+      <w:pPr>
+        <w:pStyle w:val="Compact"/>
+        <w:numPr>
+          <w:ilvl w:val="0"/>
+          <w:numId w:val="1029"/>
+        </w:numPr>
+      </w:pPr>
+      <w:r>
+        <w:rPr>
+          <w:b/>
+          <w:bCs/>
+        </w:rPr>
+        <w:t xml:space="preserve">D.</w:t>
+      </w:r>
+      <w:r>
+        <w:t xml:space="preserve"> </w:t>
+      </w:r>
+      <w:r>
+        <w:t xml:space="preserve">Skipping the introduction</w:t>
+      </w:r>
+    </w:p>
+    <w:tbl>
+      <w:tblPr>
+        <w:tblStyle w:val="Table"/>
+        <w:tblLook w:firstRow="0" w:lastRow="0" w:firstColumn="0" w:lastColumn="0" w:noHBand="0" w:noVBand="0" w:val="0000"/>
+        <w:tblBorders>
+          <w:top w:val="single" w:sz="4" w:space="0" w:color="0758E5"/>
+          <w:left w:val="single" w:sz="24" w:space="0" w:color="0758E5"/>
+          <w:bottom w:val="single" w:sz="4" w:space="0" w:color="0758E5"/>
+          <w:right w:val="single" w:sz="4" w:space="0" w:color="0758E5"/>
+        </w:tblBorders>
+        <w:tblCellMar>
+          <w:left w:w="144" w:type="dxa"/>
+          <w:right w:w="144" w:type="dxa"/>
+        </w:tblCellMar>
+        <w:tblLook w:firstRow="0" w:lastRow="0" w:firstColumn="0" w:lastColumn="0" w:noHBand="0" w:noVBand="0" w:val="0000"/>
+      </w:tblPr>
+      <w:tr>
+        <w:trPr>
+          <w:cantSplit/>
+        </w:trPr>
+        <w:tc>
+          <w:tcPr>
+            <w:shd w:color="auto" w:fill="dae6fb" w:val="clear"/>
+            <w:tcMar>
+              <w:top w:w="92" w:type="dxa"/>
+              <w:bottom w:w="92" w:type="dxa"/>
+            </w:tcMar>
+          </w:tcPr>
+          <w:p>
+            <w:pPr>
+              <w:pStyle w:val="FirstParagraph"/>
+            </w:pPr>
+            <w:pPr>
+              <w:spacing w:before="0" w:after="0"/>
+              <w:textAlignment w:val="center"/>
+            </w:pPr>
+            <w:r>
+              <w:drawing>
+                <wp:inline>
+                  <wp:extent cx="152400" cy="152400"/>
+                  <wp:effectExtent b="0" l="0" r="0" t="0"/>
+                  <wp:docPr descr="" title="" id="47" name="Picture"/>
+                  <a:graphic>
+                    <a:graphicData uri="http://schemas.openxmlformats.org/drawingml/2006/picture">
+                      <pic:pic>
+                        <pic:nvPicPr>
+                          <pic:cNvPr descr="/Applications/quarto/share/formats/docx/note.png" id="48" name="Picture"/>
+                          <pic:cNvPicPr>
+                            <a:picLocks noChangeArrowheads="1" noChangeAspect="1"/>
+                          </pic:cNvPicPr>
+                        </pic:nvPicPr>
+                        <pic:blipFill>
+                          <a:blip r:embed="rId34"/>
+                          <a:stretch>
+                            <a:fillRect/>
+                          </a:stretch>
+                        </pic:blipFill>
+                        <pic:spPr bwMode="auto">
+                          <a:xfrm>
+                            <a:off x="0" y="0"/>
+                            <a:ext cx="152400" cy="152400"/>
+                          </a:xfrm>
+                          <a:prstGeom prst="rect">
+                            <a:avLst/>
+                          </a:prstGeom>
+                          <a:noFill/>
+                          <a:ln w="9525">
+                            <a:noFill/>
+                            <a:headEnd/>
+                            <a:tailEnd/>
+                          </a:ln>
+                        </pic:spPr>
+                      </pic:pic>
+                    </a:graphicData>
+                  </a:graphic>
+                </wp:inline>
+              </w:drawing>
+            </w:r>
+            <w:r>
+              <w:t xml:space="preserve"> </w:t>
+            </w:r>
+            <w:r>
+              <w:t xml:space="preserve"> </w:t>
+            </w:r>
+            <w:r>
+              <w:t xml:space="preserve">정답 보기</w:t>
+            </w:r>
+          </w:p>
+        </w:tc>
+      </w:tr>
+      <w:tr>
+        <w:trPr>
+          <w:cantSplit/>
+        </w:trPr>
+        <w:tc>
+          <w:tcPr>
+            <w:tcMar>
+              <w:top w:w="108" w:type="dxa"/>
+              <w:bottom w:w="108" w:type="dxa"/>
+            </w:tcMar>
+          </w:tcPr>
+          <w:p>
+            <w:pPr>
+              <w:pStyle w:val="BodyText"/>
+            </w:pPr>
+            <w:pPr>
+              <w:spacing w:before="16"/>
+            </w:pPr>
+            <w:r>
+              <w:rPr>
+                <w:b/>
+                <w:bCs/>
+              </w:rPr>
+              <w:t xml:space="preserve">정답: B</w:t>
+            </w:r>
+          </w:p>
+          <w:p>
+            <w:pPr>
+              <w:pStyle w:val="BodyText"/>
+            </w:pPr>
+            <w:pPr>
+              <w:spacing w:after="16"/>
+            </w:pPr>
+            <w:r>
+              <w:t xml:space="preserve">A real human story moved the audience emotionally and primed them to care about subsequent statistics.</w:t>
+            </w:r>
+          </w:p>
+          <w:p/>
+        </w:tc>
+      </w:tr>
+    </w:tbl>
+    <w:bookmarkEnd w:id="49"/>
+    <w:bookmarkEnd w:id="50"/>
+    <w:bookmarkStart w:id="51" w:name="reference"/>
     <w:p>
       <w:pPr>
         <w:pStyle w:val="Heading1"/>
@@ -1102,8 +1974,12 @@
         <w:t xml:space="preserve">Reference</w:t>
       </w:r>
     </w:p>
-    <w:bookmarkEnd w:id="39"/>
-    <w:sectPr/>
+    <w:bookmarkEnd w:id="51"/>
+    <w:sectPr>
+      <w:footnotePr>
+        <w:numRestart w:val="eachSect"/>
+      </w:footnotePr>
+    </w:sectPr>
   </w:body>
 </w:document>
 </file>
@@ -1402,18 +2278,6 @@
   <w:num w:numId="1029">
     <w:abstractNumId w:val="991"/>
   </w:num>
-  <w:num w:numId="1030">
-    <w:abstractNumId w:val="991"/>
-  </w:num>
-  <w:num w:numId="1031">
-    <w:abstractNumId w:val="991"/>
-  </w:num>
-  <w:num w:numId="1032">
-    <w:abstractNumId w:val="991"/>
-  </w:num>
-  <w:num w:numId="1033">
-    <w:abstractNumId w:val="991"/>
-  </w:num>
 </w:numbering>
 </file>
 
@@ -1477,8 +2341,6 @@
     </w:pPr>
     <w:rPr>
       <w:rFonts w:asciiTheme="majorHAnsi" w:cstheme="majorBidi" w:eastAsiaTheme="majorEastAsia" w:hAnsiTheme="majorHAnsi"/>
-      <w:spacing w:val="-10"/>
-      <w:kern w:val="28"/>
       <w:sz w:val="56"/>
       <w:szCs w:val="56"/>
     </w:rPr>
@@ -1491,8 +2353,6 @@
     <w:rsid w:val="00A10FD9"/>
     <w:rPr>
       <w:rFonts w:asciiTheme="majorHAnsi" w:cstheme="majorBidi" w:eastAsiaTheme="majorEastAsia" w:hAnsiTheme="majorHAnsi"/>
-      <w:spacing w:val="-10"/>
-      <w:kern w:val="28"/>
       <w:sz w:val="56"/>
       <w:szCs w:val="56"/>
     </w:rPr>
@@ -1533,23 +2393,31 @@
   </w:style>
   <w:style w:customStyle="1" w:styleId="Author" w:type="paragraph">
     <w:name w:val="Author"/>
+    <w:basedOn w:val="Title"/>
     <w:next w:val="BodyText"/>
     <w:qFormat/>
     <w:pPr>
       <w:keepNext/>
       <w:keepLines/>
-      <w:jc w:val="center"/>
     </w:pPr>
+    <w:rPr>
+      <w:sz w:val="24"/>
+      <w:szCs w:val="24"/>
+    </w:rPr>
   </w:style>
   <w:style w:styleId="Date" w:type="paragraph">
     <w:name w:val="Date"/>
+    <w:basedOn w:val="Title"/>
     <w:next w:val="BodyText"/>
     <w:qFormat/>
     <w:pPr>
       <w:keepNext/>
       <w:keepLines/>
-      <w:jc w:val="center"/>
     </w:pPr>
+    <w:rPr>
+      <w:sz w:val="24"/>
+      <w:szCs w:val="24"/>
+    </w:rPr>
   </w:style>
   <w:style w:customStyle="1" w:styleId="AbstractTitle" w:type="paragraph">
     <w:name w:val="Abstract Title"/>
